--- a/laravel-app/database/data/internship/handbooks/data_science/Beyond_DataScience_Internship_Day_112_Student_Handbook.docx
+++ b/laravel-app/database/data/internship/handbooks/data_science/Beyond_DataScience_Internship_Day_112_Student_Handbook.docx
@@ -38,7 +38,7 @@
           <w:color w:val="1E293B"/>
           <w:sz w:val="28"/>
         </w:rPr>
-        <w:t>Survey Data Analysis</w:t>
+        <w:t>Scaling Distance And Similarity — Applied Baseline Lab</w:t>
       </w:r>
     </w:p>
     <w:p>
@@ -50,7 +50,7 @@
           <w:b w:val="0"/>
           <w:sz w:val="22"/>
         </w:rPr>
-        <w:t>Troubleshoot. Full student study guide and practical laboratory manual for Beyond Enterprise interns.</w:t>
+        <w:t>Concept development. Full student study guide and practical laboratory manual for Beyond Enterprise interns.</w:t>
       </w:r>
     </w:p>
     <w:tbl>
@@ -141,7 +141,7 @@
               <w:rPr>
                 <w:sz w:val="18"/>
               </w:rPr>
-              <w:t>Troubleshoot</w:t>
+              <w:t>Concept development</w:t>
             </w:r>
           </w:p>
         </w:tc>
@@ -167,7 +167,7 @@
               <w:rPr>
                 <w:sz w:val="18"/>
               </w:rPr>
-              <w:t>8 hours</w:t>
+              <w:t>8.0 hours</w:t>
             </w:r>
           </w:p>
         </w:tc>
@@ -180,7 +180,7 @@
               <w:rPr>
                 <w:sz w:val="18"/>
               </w:rPr>
-              <w:t>Python, Jupyter, pandas, LibreOffice Calc and public/offline datasets</w:t>
+              <w:t>Python, Jupyter, scikit-learn, pandas, Matplotlib</w:t>
             </w:r>
           </w:p>
         </w:tc>
@@ -198,7 +198,7 @@
           <w:color w:val="0B3F90"/>
           <w:sz w:val="20"/>
         </w:rPr>
-        <w:t>Day 112 objective  Complete the troubleshoot for Survey Data Analysis: Apply survey data analysis safely and explain the result in a professional technical report.</w:t>
+        <w:t>Day 112 objective  Complete the concept development for Scaling Distance And Similarity — Applied Baseline Lab: Complete a supervised applied lab for scaling distance and similarity, record expected versus observed results, diagnose one controlled fault, and restore the approved state.</w:t>
       </w:r>
     </w:p>
     <w:p>
@@ -270,7 +270,7 @@
           <w:b w:val="0"/>
           <w:sz w:val="22"/>
         </w:rPr>
-        <w:t>Submit: Fault table with symptom, test, cause and fix; before/after screenshots or photos; final verification..</w:t>
+        <w:t>Submit: Baseline evidence, completed practical artifact, independent verification, safety/restoration record, and short professional report..</w:t>
       </w:r>
     </w:p>
     <w:p>
@@ -364,7 +364,7 @@
               <w:rPr>
                 <w:sz w:val="18"/>
               </w:rPr>
-              <w:t>0:00–0:25</w:t>
+              <w:t>0:00–0:30</w:t>
             </w:r>
           </w:p>
         </w:tc>
@@ -377,7 +377,7 @@
               <w:rPr>
                 <w:sz w:val="18"/>
               </w:rPr>
-              <w:t>Confirm healthy baseline</w:t>
+              <w:t>Assessment brief + rubric review</w:t>
             </w:r>
           </w:p>
         </w:tc>
@@ -390,7 +390,7 @@
               <w:rPr>
                 <w:sz w:val="18"/>
               </w:rPr>
-              <w:t>Baseline evidence</w:t>
+              <w:t>Plan</w:t>
             </w:r>
           </w:p>
         </w:tc>
@@ -405,7 +405,7 @@
               <w:rPr>
                 <w:sz w:val="18"/>
               </w:rPr>
-              <w:t>0:25–2:00</w:t>
+              <w:t>0:30–2:30</w:t>
             </w:r>
           </w:p>
         </w:tc>
@@ -418,7 +418,7 @@
               <w:rPr>
                 <w:sz w:val="18"/>
               </w:rPr>
-              <w:t>Fault A diagnose → fix</w:t>
+              <w:t>End-to-end demonstration</w:t>
             </w:r>
           </w:p>
         </w:tc>
@@ -431,7 +431,7 @@
               <w:rPr>
                 <w:sz w:val="18"/>
               </w:rPr>
-              <w:t>Fault log A</w:t>
+              <w:t>Demo evidence</w:t>
             </w:r>
           </w:p>
         </w:tc>
@@ -446,7 +446,7 @@
               <w:rPr>
                 <w:sz w:val="18"/>
               </w:rPr>
-              <w:t>2:00–2:15</w:t>
+              <w:t>2:30–2:45</w:t>
             </w:r>
           </w:p>
         </w:tc>
@@ -487,7 +487,7 @@
               <w:rPr>
                 <w:sz w:val="18"/>
               </w:rPr>
-              <w:t>2:15–3:45</w:t>
+              <w:t>2:45–4:15</w:t>
             </w:r>
           </w:p>
         </w:tc>
@@ -500,7 +500,7 @@
               <w:rPr>
                 <w:sz w:val="18"/>
               </w:rPr>
-              <w:t>Fault B diagnose → fix</w:t>
+              <w:t>Self-score against rubric</w:t>
             </w:r>
           </w:p>
         </w:tc>
@@ -513,7 +513,7 @@
               <w:rPr>
                 <w:sz w:val="18"/>
               </w:rPr>
-              <w:t>Fault log B</w:t>
+              <w:t>Self-score sheet</w:t>
             </w:r>
           </w:p>
         </w:tc>
@@ -528,7 +528,7 @@
               <w:rPr>
                 <w:sz w:val="18"/>
               </w:rPr>
-              <w:t>3:45–5:00</w:t>
+              <w:t>4:15–5:45</w:t>
             </w:r>
           </w:p>
         </w:tc>
@@ -541,7 +541,7 @@
               <w:rPr>
                 <w:sz w:val="18"/>
               </w:rPr>
-              <w:t>Independent verification</w:t>
+              <w:t>Reflection: wins, failures, next steps</w:t>
             </w:r>
           </w:p>
         </w:tc>
@@ -554,7 +554,7 @@
               <w:rPr>
                 <w:sz w:val="18"/>
               </w:rPr>
-              <w:t>Rerun proof</w:t>
+              <w:t>Reflection</w:t>
             </w:r>
           </w:p>
         </w:tc>
@@ -569,7 +569,7 @@
               <w:rPr>
                 <w:sz w:val="18"/>
               </w:rPr>
-              <w:t>5:00–6:30</w:t>
+              <w:t>5:45–8:00</w:t>
             </w:r>
           </w:p>
         </w:tc>
@@ -582,7 +582,7 @@
               <w:rPr>
                 <w:sz w:val="18"/>
               </w:rPr>
-              <w:t>Incident-style report</w:t>
+              <w:t>Final evidence pack + report</w:t>
             </w:r>
           </w:p>
         </w:tc>
@@ -595,48 +595,7 @@
               <w:rPr>
                 <w:sz w:val="18"/>
               </w:rPr>
-              <w:t>Report</w:t>
-            </w:r>
-          </w:p>
-        </w:tc>
-      </w:tr>
-      <w:tr>
-        <w:tc>
-          <w:tcPr>
-            <w:tcW w:type="dxa" w:w="3408"/>
-          </w:tcPr>
-          <w:p>
-            <w:r>
-              <w:rPr>
-                <w:sz w:val="18"/>
-              </w:rPr>
-              <w:t>6:30–8:00</w:t>
-            </w:r>
-          </w:p>
-        </w:tc>
-        <w:tc>
-          <w:tcPr>
-            <w:tcW w:type="dxa" w:w="3408"/>
-          </w:tcPr>
-          <w:p>
-            <w:r>
-              <w:rPr>
-                <w:sz w:val="18"/>
-              </w:rPr>
-              <w:t>Five-minute failure drill + submit</w:t>
-            </w:r>
-          </w:p>
-        </w:tc>
-        <w:tc>
-          <w:tcPr>
-            <w:tcW w:type="dxa" w:w="3408"/>
-          </w:tcPr>
-          <w:p>
-            <w:r>
-              <w:rPr>
-                <w:sz w:val="18"/>
-              </w:rPr>
-              <w:t>Ready pack</w:t>
+              <w:t>Submission</w:t>
             </w:r>
           </w:p>
         </w:tc>
@@ -660,7 +619,7 @@
           <w:b w:val="0"/>
           <w:sz w:val="20"/>
         </w:rPr>
-        <w:t>Curriculum objective (source of truth): Apply survey data analysis safely and explain the result in a professional technical report.</w:t>
+        <w:t>Curriculum objective (source of truth): Complete a supervised applied lab for scaling distance and similarity, record expected versus observed results, diagnose one controlled fault, and restore the approved state.</w:t>
       </w:r>
     </w:p>
     <w:p>
@@ -672,7 +631,7 @@
           <w:b w:val="0"/>
           <w:sz w:val="22"/>
         </w:rPr>
-        <w:t>Explain Survey Data Analysis to a supervisor in under two minutes.</w:t>
+        <w:t>Explain Scaling Distance And Similarity — Applied Baseline Lab to a supervisor in under two minutes.</w:t>
       </w:r>
     </w:p>
     <w:p>
@@ -684,7 +643,7 @@
           <w:b w:val="0"/>
           <w:sz w:val="22"/>
         </w:rPr>
-        <w:t>Configure or verify the approved tools required for Survey Data Analysis.</w:t>
+        <w:t>Configure or verify the approved tools required for Scaling Distance And Similarity — Applied Baseline Lab.</w:t>
       </w:r>
     </w:p>
     <w:p>
@@ -696,7 +655,7 @@
           <w:b w:val="0"/>
           <w:sz w:val="22"/>
         </w:rPr>
-        <w:t>Implement or perform the troubleshoot practical for this topic.</w:t>
+        <w:t>Implement or perform the concept development practical for this topic.</w:t>
       </w:r>
     </w:p>
     <w:p>
@@ -752,7 +711,7 @@
           <w:b w:val="0"/>
           <w:sz w:val="22"/>
         </w:rPr>
-        <w:t>Define the professional meaning of “Survey Data Analysis” before you use tools. Do not split the title into meaningless words. Connect each concept to today's practical action.</w:t>
+        <w:t>Define the professional meaning of “Scaling Distance And Similarity — Applied Baseline Lab” before you use tools. Do not split the title into meaningless words. Connect each concept to today's practical action.</w:t>
       </w:r>
     </w:p>
     <w:tbl>
@@ -860,7 +819,7 @@
               <w:rPr>
                 <w:sz w:val="18"/>
               </w:rPr>
-              <w:t>Problem framing</w:t>
+              <w:t>Core topic skill</w:t>
             </w:r>
           </w:p>
         </w:tc>
@@ -873,7 +832,7 @@
               <w:rPr>
                 <w:sz w:val="18"/>
               </w:rPr>
-              <w:t>Who needs what, constraints, success criteria</w:t>
+              <w:t>Professional practice for Scaling Distance And Similarity — Applied Baseline Lab</w:t>
             </w:r>
           </w:p>
         </w:tc>
@@ -886,7 +845,7 @@
               <w:rPr>
                 <w:sz w:val="18"/>
               </w:rPr>
-              <w:t>Write a short frame table</w:t>
+              <w:t>Complete today's practical objective</w:t>
             </w:r>
           </w:p>
         </w:tc>
@@ -899,7 +858,7 @@
               <w:rPr>
                 <w:sz w:val="18"/>
               </w:rPr>
-              <w:t>Building the wrong thing</w:t>
+              <w:t>Shallow buzzword-only work</w:t>
             </w:r>
           </w:p>
         </w:tc>
@@ -912,7 +871,7 @@
               <w:rPr>
                 <w:sz w:val="18"/>
               </w:rPr>
-              <w:t>Supervisor review of frame</w:t>
+              <w:t>Demonstrate with evidence</w:t>
             </w:r>
           </w:p>
         </w:tc>
@@ -927,7 +886,7 @@
               <w:rPr>
                 <w:sz w:val="18"/>
               </w:rPr>
-              <w:t>Train vs evaluation data</w:t>
+              <w:t>Tool discipline</w:t>
             </w:r>
           </w:p>
         </w:tc>
@@ -940,7 +899,7 @@
               <w:rPr>
                 <w:sz w:val="18"/>
               </w:rPr>
-              <w:t>Learn on one set; judge on another</w:t>
+              <w:t>Use only approved tools/versions</w:t>
             </w:r>
           </w:p>
         </w:tc>
@@ -953,7 +912,7 @@
               <w:rPr>
                 <w:sz w:val="18"/>
               </w:rPr>
-              <w:t>Keep a held-out TEST set</w:t>
+              <w:t>Verify tools before lab</w:t>
             </w:r>
           </w:p>
         </w:tc>
@@ -966,7 +925,7 @@
               <w:rPr>
                 <w:sz w:val="18"/>
               </w:rPr>
-              <w:t>Testing on training data</w:t>
+              <w:t>Unapproved downloads</w:t>
             </w:r>
           </w:p>
         </w:tc>
@@ -979,7 +938,7 @@
               <w:rPr>
                 <w:sz w:val="18"/>
               </w:rPr>
-              <w:t>Document the split</w:t>
+              <w:t>Official sources only</w:t>
             </w:r>
           </w:p>
         </w:tc>
@@ -994,7 +953,7 @@
               <w:rPr>
                 <w:sz w:val="18"/>
               </w:rPr>
-              <w:t>Human oversight</w:t>
+              <w:t>Professional documentation</w:t>
             </w:r>
           </w:p>
         </w:tc>
@@ -1007,7 +966,7 @@
               <w:rPr>
                 <w:sz w:val="18"/>
               </w:rPr>
-              <w:t>A person remains accountable</w:t>
+              <w:t>Clear enough for handover</w:t>
             </w:r>
           </w:p>
         </w:tc>
@@ -1020,7 +979,7 @@
               <w:rPr>
                 <w:sz w:val="18"/>
               </w:rPr>
-              <w:t>Disclose AI help; verify claims</w:t>
+              <w:t>Write procedure + results</w:t>
             </w:r>
           </w:p>
         </w:tc>
@@ -1033,7 +992,7 @@
               <w:rPr>
                 <w:sz w:val="18"/>
               </w:rPr>
-              <w:t>Blind trust in outputs</w:t>
+              <w:t>Undocumented changes</w:t>
             </w:r>
           </w:p>
         </w:tc>
@@ -1046,7 +1005,7 @@
               <w:rPr>
                 <w:sz w:val="18"/>
               </w:rPr>
-              <w:t>AI/tool disclosure block</w:t>
+              <w:t>README + report template</w:t>
             </w:r>
           </w:p>
         </w:tc>
@@ -1307,7 +1266,7 @@
           <w:b w:val="0"/>
           <w:sz w:val="22"/>
         </w:rPr>
-        <w:t>Tools available: Python, Jupyter, pandas, LibreOffice Calc and public/offline datasets.</w:t>
+        <w:t>Tools available: Python, Jupyter, scikit-learn, pandas, Matplotlib.</w:t>
       </w:r>
     </w:p>
     <w:p>
@@ -1422,7 +1381,7 @@
               <w:rPr>
                 <w:sz w:val="18"/>
               </w:rPr>
-              <w:t>Python, Jupyter, pandas, LibreOffice Calc and public/offline datasets</w:t>
+              <w:t>Python, Jupyter, scikit-learn, pandas, Matplotlib</w:t>
             </w:r>
           </w:p>
         </w:tc>
@@ -1504,7 +1463,7 @@
           <w:b w:val="0"/>
           <w:sz w:val="18"/>
         </w:rPr>
-        <w:t>└── Day_112_Survey_Data_Analysis/</w:t>
+        <w:t>└── Day_112_Scaling_Distance_And_Similarity_Applied_Baseline/</w:t>
       </w:r>
     </w:p>
     <w:p>
@@ -1657,7 +1616,7 @@
           <w:b w:val="0"/>
           <w:sz w:val="18"/>
         </w:rPr>
-        <w:t>mkdir Beyond_DataScience_Internship\Day_112_Survey_Data_Analysis\evidence, Beyond_DataScience_Internship\Day_112_Survey_Data_Analysis\notebooks, Beyond_DataScience_Internship\Day_112_Survey_Data_Analysis\src, Beyond_DataScience_Internship\Day_112_Survey_Data_Analysis\data, Beyond_DataScience_Internship\Day_112_Survey_Data_Analysis\output, Beyond_DataScience_Internship\Day_112_Survey_Data_Analysis\report -Force</w:t>
+        <w:t>mkdir Beyond_DataScience_Internship\Day_112_Scaling_Distance_And_Similarity_Applied_Baseline\evidence, Beyond_DataScience_Internship\Day_112_Scaling_Distance_And_Similarity_Applied_Baseline\notebooks, Beyond_DataScience_Internship\Day_112_Scaling_Distance_And_Similarity_Applied_Baseline\src, Beyond_DataScience_Internship\Day_112_Scaling_Distance_And_Similarity_Applied_Baseline\data, Beyond_DataScience_Internship\Day_112_Scaling_Distance_And_Similarity_Applied_Baseline\output, Beyond_DataScience_Internship\Day_112_Scaling_Distance_And_Similarity_Applied_Baseline\report -Force</w:t>
       </w:r>
     </w:p>
     <w:p/>
@@ -1698,7 +1657,7 @@
           <w:b w:val="0"/>
           <w:sz w:val="18"/>
         </w:rPr>
-        <w:t>mkdir -p Beyond_DataScience_Internship/Day_112_Survey_Data_Analysis/{evidence,notebooks,src,data,output,report}</w:t>
+        <w:t>mkdir -p Beyond_DataScience_Internship/Day_112_Scaling_Distance_And_Similarity_Applied_Baseline/{evidence,notebooks,src,data,output,report}</w:t>
       </w:r>
     </w:p>
     <w:p/>
@@ -1814,7 +1773,7 @@
           <w:color w:val="0B3F90"/>
           <w:sz w:val="24"/>
         </w:rPr>
-        <w:t>Troubleshoot: Survey Data Analysis</w:t>
+        <w:t>Concept development: Scaling Distance And Similarity — Applied Baseline Lab</w:t>
       </w:r>
     </w:p>
     <w:p>
@@ -1838,7 +1797,7 @@
           <w:b w:val="0"/>
           <w:sz w:val="20"/>
         </w:rPr>
-        <w:t>• The supervisor will provide or enable faults related to survey data analysis. Diagnose systematically, correct them, and preserve before/after evidence.</w:t>
+        <w:t>• Review the Day 112 scope, prerequisite from Day 111, and supervisor instructions before touching software, accounts, cables, power, rigging, networks, or equipment.</w:t>
       </w:r>
     </w:p>
     <w:p>
@@ -1850,7 +1809,7 @@
           <w:b w:val="0"/>
           <w:sz w:val="20"/>
         </w:rPr>
-        <w:t>• Work only in an authorized lab, VM or on equipment assigned by Beyond.</w:t>
+        <w:t>• Confirm the authorized lab/equipment boundary, owner, asset IDs, workspace condition, backup/rollback state, emergency procedure, and any PPE or spotter requirement.</w:t>
       </w:r>
     </w:p>
     <w:p>
@@ -1862,7 +1821,79 @@
           <w:b w:val="0"/>
           <w:sz w:val="20"/>
         </w:rPr>
-        <w:t>• Keep time entries truthful and ask the supervisor before changing production equipment.</w:t>
+        <w:t>• Verify only the approved tools for today: Python, Jupyter, scikit-learn, pandas, Matplotlib. Record versions, firmware, serial/asset references, calibration status, or configuration as relevant. Avoid unnecessary installation or updates.</w:t>
+      </w:r>
+    </w:p>
+    <w:p>
+      <w:pPr>
+        <w:spacing w:after="120"/>
+      </w:pPr>
+      <w:r>
+        <w:rPr>
+          <w:b w:val="0"/>
+          <w:sz w:val="20"/>
+        </w:rPr>
+        <w:t>• Create Day_112_scaling_distance_and_similarity__applied_baseline_lab with evidence, diagrams or src, checklists or tests, output, and report folders.</w:t>
+      </w:r>
+    </w:p>
+    <w:p>
+      <w:pPr>
+        <w:spacing w:after="120"/>
+      </w:pPr>
+      <w:r>
+        <w:rPr>
+          <w:b w:val="0"/>
+          <w:sz w:val="20"/>
+        </w:rPr>
+        <w:t>• Capture a privacy-reviewed baseline photograph/screenshot and record expected result, measurement units, acceptance limit, and stop condition.</w:t>
+      </w:r>
+    </w:p>
+    <w:p>
+      <w:pPr>
+        <w:spacing w:after="120"/>
+      </w:pPr>
+      <w:r>
+        <w:rPr>
+          <w:b w:val="0"/>
+          <w:sz w:val="20"/>
+        </w:rPr>
+        <w:t>• Complete the practical objective: Complete a supervised applied lab for scaling distance and similarity, record expected versus observed results, diagnose one controlled fault, and restore the approved state.</w:t>
+      </w:r>
+    </w:p>
+    <w:p>
+      <w:pPr>
+        <w:spacing w:after="120"/>
+      </w:pPr>
+      <w:r>
+        <w:rPr>
+          <w:b w:val="0"/>
+          <w:sz w:val="20"/>
+        </w:rPr>
+        <w:t>• Introduce or analyze only an approved controlled fault/edge case. Troubleshoot systematically, preserve evidence, and return the lab/equipment to its approved state.</w:t>
+      </w:r>
+    </w:p>
+    <w:p>
+      <w:pPr>
+        <w:spacing w:after="120"/>
+      </w:pPr>
+      <w:r>
+        <w:rPr>
+          <w:b w:val="0"/>
+          <w:sz w:val="20"/>
+        </w:rPr>
+        <w:t>• Verify independently through a second instrument/path/test, clean rerun, configuration comparison, peer check, or supervisor sign-off. Distinguish evidence from proof.</w:t>
+      </w:r>
+    </w:p>
+    <w:p>
+      <w:pPr>
+        <w:spacing w:after="120"/>
+      </w:pPr>
+      <w:r>
+        <w:rPr>
+          <w:b w:val="0"/>
+          <w:sz w:val="20"/>
+        </w:rPr>
+        <w:t>• Complete the discipline safety/ethics checklist, inventory/custody or cleanup check, and a professional report with honest limitations and assistance disclosure.</w:t>
       </w:r>
     </w:p>
     <w:p>
@@ -1888,7 +1919,7 @@
           <w:b w:val="0"/>
           <w:sz w:val="18"/>
         </w:rPr>
-        <w:t># day_112_lab.py — Troubleshoot: Survey Data Analysis</w:t>
+        <w:t># day_112_lab.py — Concept development: Scaling Distance And Similarity — Applied Baseline Lab</w:t>
       </w:r>
     </w:p>
     <w:p>
@@ -1930,7 +1961,7 @@
           <w:b w:val="0"/>
           <w:sz w:val="18"/>
         </w:rPr>
-        <w:t>"""Day 112 practical starter for Survey Data Analysis.</w:t>
+        <w:t>"""Day 112 practical starter for Scaling Distance And Similarity — Applied Baseline Lab.</w:t>
       </w:r>
     </w:p>
     <w:p>
@@ -2112,7 +2143,7 @@
           <w:b w:val="0"/>
           <w:sz w:val="18"/>
         </w:rPr>
-        <w:t xml:space="preserve">    print("Program topic:", 'Survey Data Analysis')</w:t>
+        <w:t xml:space="preserve">    print("Program topic:", 'Scaling Distance And Similarity — Applied Baseline Lab')</w:t>
       </w:r>
     </w:p>
     <w:p>
@@ -2126,7 +2157,7 @@
           <w:b w:val="0"/>
           <w:sz w:val="18"/>
         </w:rPr>
-        <w:t xml:space="preserve">    print("Day mode:", 'Troubleshoot')</w:t>
+        <w:t xml:space="preserve">    print("Day mode:", 'Concept development')</w:t>
       </w:r>
     </w:p>
     <w:p>
@@ -5731,7 +5762,7 @@
           <w:b w:val="0"/>
           <w:sz w:val="22"/>
         </w:rPr>
-        <w:t>Objective addressed for Survey Data Analysis</w:t>
+        <w:t>Objective addressed for Scaling Distance And Similarity — Applied Baseline Lab</w:t>
       </w:r>
     </w:p>
     <w:p>
@@ -5743,7 +5774,7 @@
           <w:b w:val="0"/>
           <w:sz w:val="22"/>
         </w:rPr>
-        <w:t>Troubleshoot practical completed</w:t>
+        <w:t>Concept development practical completed</w:t>
       </w:r>
     </w:p>
     <w:p>
@@ -5835,7 +5866,7 @@
           <w:b w:val="0"/>
           <w:sz w:val="22"/>
         </w:rPr>
-        <w:t>Matches: Fault table with symptom, test, cause and fix; before/after screenshots or photos; final verification.</w:t>
+        <w:t>Matches: Baseline evidence, completed practical artifact, independent verification, safety/restoration record, and short professional report.</w:t>
       </w:r>
     </w:p>
     <w:p>
@@ -5867,7 +5898,7 @@
           <w:b w:val="0"/>
           <w:sz w:val="22"/>
         </w:rPr>
-        <w:t>Explain Survey Data Analysis without reading.</w:t>
+        <w:t>Explain Scaling Distance And Similarity — Applied Baseline Lab without reading.</w:t>
       </w:r>
     </w:p>
     <w:p>
@@ -5959,7 +5990,7 @@
           <w:b w:val="0"/>
           <w:sz w:val="22"/>
         </w:rPr>
-        <w:t>Today is Day 112 (Troubleshoot) on Survey Data Analysis. I worked only in the authorized Beyond data analysis lab. I completed the practical objective, verified with a second check, and packaged evidence. Main risk: unauthorized or unsafe action; control: checklist + supervisor escalation. Limitation: classroom/lab scope only. Next: continue the topic cycle and keep documentation reproducible.</w:t>
+        <w:t>Today is Day 112 (Concept development) on Scaling Distance And Similarity — Applied Baseline Lab. I worked only in the authorized Beyond data analysis lab. I completed the practical objective, verified with a second check, and packaged evidence. Main risk: unauthorized or unsafe action; control: checklist + supervisor escalation. Limitation: classroom/lab scope only. Next: continue the topic cycle and keep documentation reproducible.</w:t>
       </w:r>
     </w:p>
     <w:p>
